--- a/LDA_研发规划与实施计划_2026-09-09.docx
+++ b/LDA_研发规划与实施计划_2026-09-09.docx
@@ -4942,7 +4942,43 @@
           <w:i w:val="0"/>
           <w:sz w:val="20"/>
         </w:rPr>
-        <w:t>☐ （待拍板）加 DCO 轻量签署 + 单列 bounty 现金池。</w:t>
+        <w:t>☑ Bounty 名誉榜机制（DCO 用户暂缓「先跨过」）。【</w:t>
+      </w:r>
+      <w:r>
+        <w:rPr>
+          <w:rFonts w:ascii="Consolas" w:hAnsi="Consolas" w:eastAsia="宋体"/>
+          <w:b w:val="0"/>
+          <w:i w:val="0"/>
+          <w:sz w:val="20"/>
+        </w:rPr>
+        <w:t>bounty_leaderboard.md</w:t>
+      </w:r>
+      <w:r>
+        <w:rPr>
+          <w:rFonts w:ascii="Calibri" w:hAnsi="Calibri" w:eastAsia="宋体"/>
+          <w:b w:val="0"/>
+          <w:i w:val="0"/>
+          <w:sz w:val="20"/>
+        </w:rPr>
+        <w:t xml:space="preserve"> 台账 + 计分死规则 + 反作弊（confirmed 缺陷必挂锚） + </w:t>
+      </w:r>
+      <w:r>
+        <w:rPr>
+          <w:rFonts w:ascii="Consolas" w:hAnsi="Consolas" w:eastAsia="宋体"/>
+          <w:b w:val="0"/>
+          <w:i w:val="0"/>
+          <w:sz w:val="20"/>
+        </w:rPr>
+        <w:t>run_bounty_ledger_smoke</w:t>
+      </w:r>
+      <w:r>
+        <w:rPr>
+          <w:rFonts w:ascii="Calibri" w:hAnsi="Calibri" w:eastAsia="宋体"/>
+          <w:b w:val="0"/>
+          <w:i w:val="0"/>
+          <w:sz w:val="20"/>
+        </w:rPr>
+        <w:t xml:space="preserve"> 进 CORE（CI 146→147）；现金奖励暂缓，仅名誉榜，打款延后由人执行】</w:t>
       </w:r>
     </w:p>
     <w:p>
